--- a/docs/Subscription_Test_Plan.docx
+++ b/docs/Subscription_Test_Plan.docx
@@ -1095,6 +1095,1097 @@
         <w:t>3.1 Functional Validation Cases</w:t>
       </w:r>
     </w:p>
+    <w:tbl>
+      <w:tblPr>
+        <w:tblW w:type="auto" w:w="0"/>
+        <w:tblLayout w:type="autofit"/>
+        <w:tblLook w:firstColumn="1" w:firstRow="1" w:lastColumn="0" w:lastRow="0" w:noHBand="0" w:noVBand="1" w:val="04A0"/>
+      </w:tblPr>
+      <w:tblGrid>
+        <w:gridCol w:w="1872"/>
+        <w:gridCol w:w="1872"/>
+        <w:gridCol w:w="1872"/>
+        <w:gridCol w:w="1872"/>
+        <w:gridCol w:w="1872"/>
+      </w:tblGrid>
+      <w:tr>
+        <w:tc>
+          <w:tcPr>
+            <w:tcW w:type="dxa" w:w="1872"/>
+            <w:shd w:fill="6366F1"/>
+            <w:tcMar>
+              <w:top w:w="100" w:type="dxa"/>
+              <w:bottom w:w="100" w:type="dxa"/>
+              <w:left w:w="150" w:type="dxa"/>
+              <w:right w:w="150" w:type="dxa"/>
+            </w:tcMar>
+          </w:tcPr>
+          <w:p>
+            <w:r>
+              <w:rPr>
+                <w:rFonts w:ascii="Segoe UI" w:hAnsi="Segoe UI"/>
+                <w:b/>
+                <w:color w:val="FFFFFF"/>
+                <w:sz w:val="19"/>
+              </w:rPr>
+              <w:t>Test Case ID</w:t>
+            </w:r>
+          </w:p>
+        </w:tc>
+        <w:tc>
+          <w:tcPr>
+            <w:tcW w:type="dxa" w:w="1872"/>
+            <w:shd w:fill="6366F1"/>
+            <w:tcMar>
+              <w:top w:w="100" w:type="dxa"/>
+              <w:bottom w:w="100" w:type="dxa"/>
+              <w:left w:w="150" w:type="dxa"/>
+              <w:right w:w="150" w:type="dxa"/>
+            </w:tcMar>
+          </w:tcPr>
+          <w:p>
+            <w:r>
+              <w:rPr>
+                <w:rFonts w:ascii="Segoe UI" w:hAnsi="Segoe UI"/>
+                <w:b/>
+                <w:color w:val="FFFFFF"/>
+                <w:sz w:val="19"/>
+              </w:rPr>
+              <w:t>Test Category</w:t>
+            </w:r>
+          </w:p>
+        </w:tc>
+        <w:tc>
+          <w:tcPr>
+            <w:tcW w:type="dxa" w:w="1872"/>
+            <w:shd w:fill="6366F1"/>
+            <w:tcMar>
+              <w:top w:w="100" w:type="dxa"/>
+              <w:bottom w:w="100" w:type="dxa"/>
+              <w:left w:w="150" w:type="dxa"/>
+              <w:right w:w="150" w:type="dxa"/>
+            </w:tcMar>
+          </w:tcPr>
+          <w:p>
+            <w:r>
+              <w:rPr>
+                <w:rFonts w:ascii="Segoe UI" w:hAnsi="Segoe UI"/>
+                <w:b/>
+                <w:color w:val="FFFFFF"/>
+                <w:sz w:val="19"/>
+              </w:rPr>
+              <w:t>Action / Steps</w:t>
+            </w:r>
+          </w:p>
+        </w:tc>
+        <w:tc>
+          <w:tcPr>
+            <w:tcW w:type="dxa" w:w="1872"/>
+            <w:shd w:fill="6366F1"/>
+            <w:tcMar>
+              <w:top w:w="100" w:type="dxa"/>
+              <w:bottom w:w="100" w:type="dxa"/>
+              <w:left w:w="150" w:type="dxa"/>
+              <w:right w:w="150" w:type="dxa"/>
+            </w:tcMar>
+          </w:tcPr>
+          <w:p>
+            <w:r>
+              <w:rPr>
+                <w:rFonts w:ascii="Segoe UI" w:hAnsi="Segoe UI"/>
+                <w:b/>
+                <w:color w:val="FFFFFF"/>
+                <w:sz w:val="19"/>
+              </w:rPr>
+              <w:t>Expected Result</w:t>
+            </w:r>
+          </w:p>
+        </w:tc>
+        <w:tc>
+          <w:tcPr>
+            <w:tcW w:type="dxa" w:w="1872"/>
+            <w:shd w:fill="6366F1"/>
+            <w:tcMar>
+              <w:top w:w="100" w:type="dxa"/>
+              <w:bottom w:w="100" w:type="dxa"/>
+              <w:left w:w="150" w:type="dxa"/>
+              <w:right w:w="150" w:type="dxa"/>
+            </w:tcMar>
+          </w:tcPr>
+          <w:p>
+            <w:r>
+              <w:rPr>
+                <w:rFonts w:ascii="Segoe UI" w:hAnsi="Segoe UI"/>
+                <w:b/>
+                <w:color w:val="FFFFFF"/>
+                <w:sz w:val="19"/>
+              </w:rPr>
+              <w:t>Status</w:t>
+            </w:r>
+          </w:p>
+        </w:tc>
+      </w:tr>
+      <w:tr>
+        <w:tc>
+          <w:tcPr>
+            <w:tcW w:type="dxa" w:w="1872"/>
+            <w:shd w:fill="FFFFFF"/>
+            <w:tcMar>
+              <w:top w:w="100" w:type="dxa"/>
+              <w:bottom w:w="100" w:type="dxa"/>
+              <w:left w:w="150" w:type="dxa"/>
+              <w:right w:w="150" w:type="dxa"/>
+            </w:tcMar>
+          </w:tcPr>
+          <w:p>
+            <w:r>
+              <w:rPr>
+                <w:rFonts w:ascii="Segoe UI" w:hAnsi="Segoe UI"/>
+                <w:color w:val="374151"/>
+                <w:sz w:val="18"/>
+              </w:rPr>
+              <w:t>**TC-ADV-01**</w:t>
+            </w:r>
+          </w:p>
+        </w:tc>
+        <w:tc>
+          <w:tcPr>
+            <w:tcW w:type="dxa" w:w="1872"/>
+            <w:shd w:fill="FFFFFF"/>
+            <w:tcMar>
+              <w:top w:w="100" w:type="dxa"/>
+              <w:bottom w:w="100" w:type="dxa"/>
+              <w:left w:w="150" w:type="dxa"/>
+              <w:right w:w="150" w:type="dxa"/>
+            </w:tcMar>
+          </w:tcPr>
+          <w:p>
+            <w:r>
+              <w:rPr>
+                <w:rFonts w:ascii="Segoe UI" w:hAnsi="Segoe UI"/>
+                <w:color w:val="374151"/>
+                <w:sz w:val="18"/>
+              </w:rPr>
+              <w:t>Unlimited Scale Check</w:t>
+            </w:r>
+          </w:p>
+        </w:tc>
+        <w:tc>
+          <w:tcPr>
+            <w:tcW w:type="dxa" w:w="1872"/>
+            <w:shd w:fill="FFFFFF"/>
+            <w:tcMar>
+              <w:top w:w="100" w:type="dxa"/>
+              <w:bottom w:w="100" w:type="dxa"/>
+              <w:left w:w="150" w:type="dxa"/>
+              <w:right w:w="150" w:type="dxa"/>
+            </w:tcMar>
+          </w:tcPr>
+          <w:p>
+            <w:r>
+              <w:rPr>
+                <w:rFonts w:ascii="Segoe UI" w:hAnsi="Segoe UI"/>
+                <w:color w:val="374151"/>
+                <w:sz w:val="18"/>
+              </w:rPr>
+              <w:t>Link 5 different shop frontends and create 2,000 Master SKUs.</w:t>
+            </w:r>
+          </w:p>
+        </w:tc>
+        <w:tc>
+          <w:tcPr>
+            <w:tcW w:type="dxa" w:w="1872"/>
+            <w:shd w:fill="FFFFFF"/>
+            <w:tcMar>
+              <w:top w:w="100" w:type="dxa"/>
+              <w:bottom w:w="100" w:type="dxa"/>
+              <w:left w:w="150" w:type="dxa"/>
+              <w:right w:w="150" w:type="dxa"/>
+            </w:tcMar>
+          </w:tcPr>
+          <w:p>
+            <w:r>
+              <w:rPr>
+                <w:rFonts w:ascii="Segoe UI" w:hAnsi="Segoe UI"/>
+                <w:color w:val="374151"/>
+                <w:sz w:val="18"/>
+              </w:rPr>
+              <w:t>Catalog rendering, API indexing, and store link nodes show "Active" status without warnings.</w:t>
+            </w:r>
+          </w:p>
+        </w:tc>
+        <w:tc>
+          <w:tcPr>
+            <w:tcW w:type="dxa" w:w="1872"/>
+            <w:shd w:fill="FFFFFF"/>
+            <w:tcMar>
+              <w:top w:w="100" w:type="dxa"/>
+              <w:bottom w:w="100" w:type="dxa"/>
+              <w:left w:w="150" w:type="dxa"/>
+              <w:right w:w="150" w:type="dxa"/>
+            </w:tcMar>
+          </w:tcPr>
+          <w:p>
+            <w:r>
+              <w:rPr>
+                <w:rFonts w:ascii="Segoe UI" w:hAnsi="Segoe UI"/>
+                <w:color w:val="374151"/>
+                <w:sz w:val="18"/>
+              </w:rPr>
+              <w:t>Pending</w:t>
+            </w:r>
+          </w:p>
+        </w:tc>
+      </w:tr>
+      <w:tr>
+        <w:tc>
+          <w:tcPr>
+            <w:tcW w:type="dxa" w:w="1872"/>
+            <w:shd w:fill="F9FAFB"/>
+            <w:tcMar>
+              <w:top w:w="100" w:type="dxa"/>
+              <w:bottom w:w="100" w:type="dxa"/>
+              <w:left w:w="150" w:type="dxa"/>
+              <w:right w:w="150" w:type="dxa"/>
+            </w:tcMar>
+          </w:tcPr>
+          <w:p>
+            <w:r>
+              <w:rPr>
+                <w:rFonts w:ascii="Segoe UI" w:hAnsi="Segoe UI"/>
+                <w:color w:val="374151"/>
+                <w:sz w:val="18"/>
+              </w:rPr>
+              <w:t>**TC-ADV-02**</w:t>
+            </w:r>
+          </w:p>
+        </w:tc>
+        <w:tc>
+          <w:tcPr>
+            <w:tcW w:type="dxa" w:w="1872"/>
+            <w:shd w:fill="F9FAFB"/>
+            <w:tcMar>
+              <w:top w:w="100" w:type="dxa"/>
+              <w:bottom w:w="100" w:type="dxa"/>
+              <w:left w:w="150" w:type="dxa"/>
+              <w:right w:w="150" w:type="dxa"/>
+            </w:tcMar>
+          </w:tcPr>
+          <w:p>
+            <w:r>
+              <w:rPr>
+                <w:rFonts w:ascii="Segoe UI" w:hAnsi="Segoe UI"/>
+                <w:color w:val="374151"/>
+                <w:sz w:val="18"/>
+              </w:rPr>
+              <w:t>Autopilot Sync Check</w:t>
+            </w:r>
+          </w:p>
+        </w:tc>
+        <w:tc>
+          <w:tcPr>
+            <w:tcW w:type="dxa" w:w="1872"/>
+            <w:shd w:fill="F9FAFB"/>
+            <w:tcMar>
+              <w:top w:w="100" w:type="dxa"/>
+              <w:bottom w:w="100" w:type="dxa"/>
+              <w:left w:w="150" w:type="dxa"/>
+              <w:right w:w="150" w:type="dxa"/>
+            </w:tcMar>
+          </w:tcPr>
+          <w:p>
+            <w:r>
+              <w:rPr>
+                <w:rFonts w:ascii="Segoe UI" w:hAnsi="Segoe UI"/>
+                <w:color w:val="374151"/>
+                <w:sz w:val="18"/>
+              </w:rPr>
+              <w:t>Trigger stock deductions via Shopee webhook.</w:t>
+            </w:r>
+          </w:p>
+        </w:tc>
+        <w:tc>
+          <w:tcPr>
+            <w:tcW w:type="dxa" w:w="1872"/>
+            <w:shd w:fill="F9FAFB"/>
+            <w:tcMar>
+              <w:top w:w="100" w:type="dxa"/>
+              <w:bottom w:w="100" w:type="dxa"/>
+              <w:left w:w="150" w:type="dxa"/>
+              <w:right w:w="150" w:type="dxa"/>
+            </w:tcMar>
+          </w:tcPr>
+          <w:p>
+            <w:r>
+              <w:rPr>
+                <w:rFonts w:ascii="Segoe UI" w:hAnsi="Segoe UI"/>
+                <w:color w:val="374151"/>
+                <w:sz w:val="18"/>
+              </w:rPr>
+              <w:t>Redis queues up commands and instantly pushes updates to Lazada and TikTok Shop in real-time (&lt; 2s).</w:t>
+            </w:r>
+          </w:p>
+        </w:tc>
+        <w:tc>
+          <w:tcPr>
+            <w:tcW w:type="dxa" w:w="1872"/>
+            <w:shd w:fill="F9FAFB"/>
+            <w:tcMar>
+              <w:top w:w="100" w:type="dxa"/>
+              <w:bottom w:w="100" w:type="dxa"/>
+              <w:left w:w="150" w:type="dxa"/>
+              <w:right w:w="150" w:type="dxa"/>
+            </w:tcMar>
+          </w:tcPr>
+          <w:p>
+            <w:r>
+              <w:rPr>
+                <w:rFonts w:ascii="Segoe UI" w:hAnsi="Segoe UI"/>
+                <w:color w:val="374151"/>
+                <w:sz w:val="18"/>
+              </w:rPr>
+              <w:t>Pending</w:t>
+            </w:r>
+          </w:p>
+        </w:tc>
+      </w:tr>
+      <w:tr>
+        <w:tc>
+          <w:tcPr>
+            <w:tcW w:type="dxa" w:w="1872"/>
+            <w:shd w:fill="FFFFFF"/>
+            <w:tcMar>
+              <w:top w:w="100" w:type="dxa"/>
+              <w:bottom w:w="100" w:type="dxa"/>
+              <w:left w:w="150" w:type="dxa"/>
+              <w:right w:w="150" w:type="dxa"/>
+            </w:tcMar>
+          </w:tcPr>
+          <w:p>
+            <w:r>
+              <w:rPr>
+                <w:rFonts w:ascii="Segoe UI" w:hAnsi="Segoe UI"/>
+                <w:color w:val="374151"/>
+                <w:sz w:val="18"/>
+              </w:rPr>
+              <w:t>**TC-ADV-03**</w:t>
+            </w:r>
+          </w:p>
+        </w:tc>
+        <w:tc>
+          <w:tcPr>
+            <w:tcW w:type="dxa" w:w="1872"/>
+            <w:shd w:fill="FFFFFF"/>
+            <w:tcMar>
+              <w:top w:w="100" w:type="dxa"/>
+              <w:bottom w:w="100" w:type="dxa"/>
+              <w:left w:w="150" w:type="dxa"/>
+              <w:right w:w="150" w:type="dxa"/>
+            </w:tcMar>
+          </w:tcPr>
+          <w:p>
+            <w:r>
+              <w:rPr>
+                <w:rFonts w:ascii="Segoe UI" w:hAnsi="Segoe UI"/>
+                <w:color w:val="374151"/>
+                <w:sz w:val="18"/>
+              </w:rPr>
+              <w:t>Strategic Pricing Check</w:t>
+            </w:r>
+          </w:p>
+        </w:tc>
+        <w:tc>
+          <w:tcPr>
+            <w:tcW w:type="dxa" w:w="1872"/>
+            <w:shd w:fill="FFFFFF"/>
+            <w:tcMar>
+              <w:top w:w="100" w:type="dxa"/>
+              <w:bottom w:w="100" w:type="dxa"/>
+              <w:left w:w="150" w:type="dxa"/>
+              <w:right w:w="150" w:type="dxa"/>
+            </w:tcMar>
+          </w:tcPr>
+          <w:p>
+            <w:r>
+              <w:rPr>
+                <w:rFonts w:ascii="Segoe UI" w:hAnsi="Segoe UI"/>
+                <w:color w:val="374151"/>
+                <w:sz w:val="18"/>
+              </w:rPr>
+              <w:t>Slide pricing cost variables inside target pricing simulator.</w:t>
+            </w:r>
+          </w:p>
+        </w:tc>
+        <w:tc>
+          <w:tcPr>
+            <w:tcW w:type="dxa" w:w="1872"/>
+            <w:shd w:fill="FFFFFF"/>
+            <w:tcMar>
+              <w:top w:w="100" w:type="dxa"/>
+              <w:bottom w:w="100" w:type="dxa"/>
+              <w:left w:w="150" w:type="dxa"/>
+              <w:right w:w="150" w:type="dxa"/>
+            </w:tcMar>
+          </w:tcPr>
+          <w:p>
+            <w:r>
+              <w:rPr>
+                <w:rFonts w:ascii="Segoe UI" w:hAnsi="Segoe UI"/>
+                <w:color w:val="374151"/>
+                <w:sz w:val="18"/>
+              </w:rPr>
+              <w:t>Real-time margin percentages and suggested retail prices recalculate on keystroke without lag.</w:t>
+            </w:r>
+          </w:p>
+        </w:tc>
+        <w:tc>
+          <w:tcPr>
+            <w:tcW w:type="dxa" w:w="1872"/>
+            <w:shd w:fill="FFFFFF"/>
+            <w:tcMar>
+              <w:top w:w="100" w:type="dxa"/>
+              <w:bottom w:w="100" w:type="dxa"/>
+              <w:left w:w="150" w:type="dxa"/>
+              <w:right w:w="150" w:type="dxa"/>
+            </w:tcMar>
+          </w:tcPr>
+          <w:p>
+            <w:r>
+              <w:rPr>
+                <w:rFonts w:ascii="Segoe UI" w:hAnsi="Segoe UI"/>
+                <w:color w:val="374151"/>
+                <w:sz w:val="18"/>
+              </w:rPr>
+              <w:t>Pending</w:t>
+            </w:r>
+          </w:p>
+        </w:tc>
+      </w:tr>
+    </w:tbl>
+    <w:p/>
+    <w:p>
+      <w:pPr>
+        <w:spacing w:before="0" w:after="120" w:line="276" w:lineRule="auto"/>
+      </w:pPr>
+      <w:r>
+        <w:rPr>
+          <w:rFonts w:ascii="Segoe UI" w:hAnsi="Segoe UI"/>
+          <w:color w:val="374151"/>
+          <w:sz w:val="21"/>
+        </w:rPr>
+        <w:t>---</w:t>
+      </w:r>
+    </w:p>
+    <w:p>
+      <w:pPr>
+        <w:keepNext/>
+        <w:spacing w:before="240" w:after="80"/>
+      </w:pPr>
+      <w:r>
+        <w:rPr>
+          <w:rFonts w:ascii="Segoe UI" w:hAnsi="Segoe UI"/>
+          <w:b/>
+          <w:color w:val="06B6D4"/>
+          <w:sz w:val="30"/>
+        </w:rPr>
+        <w:t>4. Postpaid Billing &amp; Account Control Operations Testing</w:t>
+      </w:r>
+    </w:p>
+    <w:p>
+      <w:pPr>
+        <w:keepNext/>
+        <w:spacing w:before="240" w:after="80"/>
+      </w:pPr>
+      <w:r>
+        <w:rPr>
+          <w:rFonts w:ascii="Segoe UI" w:hAnsi="Segoe UI"/>
+          <w:b/>
+          <w:color w:val="374151"/>
+          <w:sz w:val="24"/>
+        </w:rPr>
+        <w:t>4.1 Functional Validation Cases</w:t>
+      </w:r>
+    </w:p>
+    <w:tbl>
+      <w:tblPr>
+        <w:tblW w:type="auto" w:w="0"/>
+        <w:tblLayout w:type="autofit"/>
+        <w:tblLook w:firstColumn="1" w:firstRow="1" w:lastColumn="0" w:lastRow="0" w:noHBand="0" w:noVBand="1" w:val="04A0"/>
+      </w:tblPr>
+      <w:tblGrid>
+        <w:gridCol w:w="1872"/>
+        <w:gridCol w:w="1872"/>
+        <w:gridCol w:w="1872"/>
+        <w:gridCol w:w="1872"/>
+        <w:gridCol w:w="1872"/>
+      </w:tblGrid>
+      <w:tr>
+        <w:tc>
+          <w:tcPr>
+            <w:tcW w:type="dxa" w:w="1872"/>
+            <w:shd w:fill="6366F1"/>
+            <w:tcMar>
+              <w:top w:w="100" w:type="dxa"/>
+              <w:bottom w:w="100" w:type="dxa"/>
+              <w:left w:w="150" w:type="dxa"/>
+              <w:right w:w="150" w:type="dxa"/>
+            </w:tcMar>
+          </w:tcPr>
+          <w:p>
+            <w:r>
+              <w:rPr>
+                <w:rFonts w:ascii="Segoe UI" w:hAnsi="Segoe UI"/>
+                <w:b/>
+                <w:color w:val="FFFFFF"/>
+                <w:sz w:val="19"/>
+              </w:rPr>
+              <w:t>Test Case ID</w:t>
+            </w:r>
+          </w:p>
+        </w:tc>
+        <w:tc>
+          <w:tcPr>
+            <w:tcW w:type="dxa" w:w="1872"/>
+            <w:shd w:fill="6366F1"/>
+            <w:tcMar>
+              <w:top w:w="100" w:type="dxa"/>
+              <w:bottom w:w="100" w:type="dxa"/>
+              <w:left w:w="150" w:type="dxa"/>
+              <w:right w:w="150" w:type="dxa"/>
+            </w:tcMar>
+          </w:tcPr>
+          <w:p>
+            <w:r>
+              <w:rPr>
+                <w:rFonts w:ascii="Segoe UI" w:hAnsi="Segoe UI"/>
+                <w:b/>
+                <w:color w:val="FFFFFF"/>
+                <w:sz w:val="19"/>
+              </w:rPr>
+              <w:t>Test Category</w:t>
+            </w:r>
+          </w:p>
+        </w:tc>
+        <w:tc>
+          <w:tcPr>
+            <w:tcW w:type="dxa" w:w="1872"/>
+            <w:shd w:fill="6366F1"/>
+            <w:tcMar>
+              <w:top w:w="100" w:type="dxa"/>
+              <w:bottom w:w="100" w:type="dxa"/>
+              <w:left w:w="150" w:type="dxa"/>
+              <w:right w:w="150" w:type="dxa"/>
+            </w:tcMar>
+          </w:tcPr>
+          <w:p>
+            <w:r>
+              <w:rPr>
+                <w:rFonts w:ascii="Segoe UI" w:hAnsi="Segoe UI"/>
+                <w:b/>
+                <w:color w:val="FFFFFF"/>
+                <w:sz w:val="19"/>
+              </w:rPr>
+              <w:t>Action / Steps</w:t>
+            </w:r>
+          </w:p>
+        </w:tc>
+        <w:tc>
+          <w:tcPr>
+            <w:tcW w:type="dxa" w:w="1872"/>
+            <w:shd w:fill="6366F1"/>
+            <w:tcMar>
+              <w:top w:w="100" w:type="dxa"/>
+              <w:bottom w:w="100" w:type="dxa"/>
+              <w:left w:w="150" w:type="dxa"/>
+              <w:right w:w="150" w:type="dxa"/>
+            </w:tcMar>
+          </w:tcPr>
+          <w:p>
+            <w:r>
+              <w:rPr>
+                <w:rFonts w:ascii="Segoe UI" w:hAnsi="Segoe UI"/>
+                <w:b/>
+                <w:color w:val="FFFFFF"/>
+                <w:sz w:val="19"/>
+              </w:rPr>
+              <w:t>Expected Result</w:t>
+            </w:r>
+          </w:p>
+        </w:tc>
+        <w:tc>
+          <w:tcPr>
+            <w:tcW w:type="dxa" w:w="1872"/>
+            <w:shd w:fill="6366F1"/>
+            <w:tcMar>
+              <w:top w:w="100" w:type="dxa"/>
+              <w:bottom w:w="100" w:type="dxa"/>
+              <w:left w:w="150" w:type="dxa"/>
+              <w:right w:w="150" w:type="dxa"/>
+            </w:tcMar>
+          </w:tcPr>
+          <w:p>
+            <w:r>
+              <w:rPr>
+                <w:rFonts w:ascii="Segoe UI" w:hAnsi="Segoe UI"/>
+                <w:b/>
+                <w:color w:val="FFFFFF"/>
+                <w:sz w:val="19"/>
+              </w:rPr>
+              <w:t>Status</w:t>
+            </w:r>
+          </w:p>
+        </w:tc>
+      </w:tr>
+      <w:tr>
+        <w:tc>
+          <w:tcPr>
+            <w:tcW w:type="dxa" w:w="1872"/>
+            <w:shd w:fill="FFFFFF"/>
+            <w:tcMar>
+              <w:top w:w="100" w:type="dxa"/>
+              <w:bottom w:w="100" w:type="dxa"/>
+              <w:left w:w="150" w:type="dxa"/>
+              <w:right w:w="150" w:type="dxa"/>
+            </w:tcMar>
+          </w:tcPr>
+          <w:p>
+            <w:r>
+              <w:rPr>
+                <w:rFonts w:ascii="Segoe UI" w:hAnsi="Segoe UI"/>
+                <w:color w:val="374151"/>
+                <w:sz w:val="18"/>
+              </w:rPr>
+              <w:t>**TC-BILL-01**</w:t>
+            </w:r>
+          </w:p>
+        </w:tc>
+        <w:tc>
+          <w:tcPr>
+            <w:tcW w:type="dxa" w:w="1872"/>
+            <w:shd w:fill="FFFFFF"/>
+            <w:tcMar>
+              <w:top w:w="100" w:type="dxa"/>
+              <w:bottom w:w="100" w:type="dxa"/>
+              <w:left w:w="150" w:type="dxa"/>
+              <w:right w:w="150" w:type="dxa"/>
+            </w:tcMar>
+          </w:tcPr>
+          <w:p>
+            <w:r>
+              <w:rPr>
+                <w:rFonts w:ascii="Segoe UI" w:hAnsi="Segoe UI"/>
+                <w:color w:val="374151"/>
+                <w:sz w:val="18"/>
+              </w:rPr>
+              <w:t>Postpaid Cycle Validation</w:t>
+            </w:r>
+          </w:p>
+        </w:tc>
+        <w:tc>
+          <w:tcPr>
+            <w:tcW w:type="dxa" w:w="1872"/>
+            <w:shd w:fill="FFFFFF"/>
+            <w:tcMar>
+              <w:top w:w="100" w:type="dxa"/>
+              <w:bottom w:w="100" w:type="dxa"/>
+              <w:left w:w="150" w:type="dxa"/>
+              <w:right w:w="150" w:type="dxa"/>
+            </w:tcMar>
+          </w:tcPr>
+          <w:p>
+            <w:r>
+              <w:rPr>
+                <w:rFonts w:ascii="Segoe UI" w:hAnsi="Segoe UI"/>
+                <w:color w:val="374151"/>
+                <w:sz w:val="18"/>
+              </w:rPr>
+              <w:t>Complete a billing month on Basic/Advance tier. Verify invoice matches active tier rate.</w:t>
+            </w:r>
+          </w:p>
+        </w:tc>
+        <w:tc>
+          <w:tcPr>
+            <w:tcW w:type="dxa" w:w="1872"/>
+            <w:shd w:fill="FFFFFF"/>
+            <w:tcMar>
+              <w:top w:w="100" w:type="dxa"/>
+              <w:bottom w:w="100" w:type="dxa"/>
+              <w:left w:w="150" w:type="dxa"/>
+              <w:right w:w="150" w:type="dxa"/>
+            </w:tcMar>
+          </w:tcPr>
+          <w:p>
+            <w:r>
+              <w:rPr>
+                <w:rFonts w:ascii="Segoe UI" w:hAnsi="Segoe UI"/>
+                <w:color w:val="374151"/>
+                <w:sz w:val="18"/>
+              </w:rPr>
+              <w:t>System compiles invoice at the end of month cycle based on usage stats and dispatches to profile billing email.</w:t>
+            </w:r>
+          </w:p>
+        </w:tc>
+        <w:tc>
+          <w:tcPr>
+            <w:tcW w:type="dxa" w:w="1872"/>
+            <w:shd w:fill="FFFFFF"/>
+            <w:tcMar>
+              <w:top w:w="100" w:type="dxa"/>
+              <w:bottom w:w="100" w:type="dxa"/>
+              <w:left w:w="150" w:type="dxa"/>
+              <w:right w:w="150" w:type="dxa"/>
+            </w:tcMar>
+          </w:tcPr>
+          <w:p>
+            <w:r>
+              <w:rPr>
+                <w:rFonts w:ascii="Segoe UI" w:hAnsi="Segoe UI"/>
+                <w:color w:val="374151"/>
+                <w:sz w:val="18"/>
+              </w:rPr>
+              <w:t>Pending</w:t>
+            </w:r>
+          </w:p>
+        </w:tc>
+      </w:tr>
+      <w:tr>
+        <w:tc>
+          <w:tcPr>
+            <w:tcW w:type="dxa" w:w="1872"/>
+            <w:shd w:fill="F9FAFB"/>
+            <w:tcMar>
+              <w:top w:w="100" w:type="dxa"/>
+              <w:bottom w:w="100" w:type="dxa"/>
+              <w:left w:w="150" w:type="dxa"/>
+              <w:right w:w="150" w:type="dxa"/>
+            </w:tcMar>
+          </w:tcPr>
+          <w:p>
+            <w:r>
+              <w:rPr>
+                <w:rFonts w:ascii="Segoe UI" w:hAnsi="Segoe UI"/>
+                <w:color w:val="374151"/>
+                <w:sz w:val="18"/>
+              </w:rPr>
+              <w:t>**TC-BILL-02**</w:t>
+            </w:r>
+          </w:p>
+        </w:tc>
+        <w:tc>
+          <w:tcPr>
+            <w:tcW w:type="dxa" w:w="1872"/>
+            <w:shd w:fill="F9FAFB"/>
+            <w:tcMar>
+              <w:top w:w="100" w:type="dxa"/>
+              <w:bottom w:w="100" w:type="dxa"/>
+              <w:left w:w="150" w:type="dxa"/>
+              <w:right w:w="150" w:type="dxa"/>
+            </w:tcMar>
+          </w:tcPr>
+          <w:p>
+            <w:r>
+              <w:rPr>
+                <w:rFonts w:ascii="Segoe UI" w:hAnsi="Segoe UI"/>
+                <w:color w:val="374151"/>
+                <w:sz w:val="18"/>
+              </w:rPr>
+              <w:t>Cancellation Flow</w:t>
+            </w:r>
+          </w:p>
+        </w:tc>
+        <w:tc>
+          <w:tcPr>
+            <w:tcW w:type="dxa" w:w="1872"/>
+            <w:shd w:fill="F9FAFB"/>
+            <w:tcMar>
+              <w:top w:w="100" w:type="dxa"/>
+              <w:bottom w:w="100" w:type="dxa"/>
+              <w:left w:w="150" w:type="dxa"/>
+              <w:right w:w="150" w:type="dxa"/>
+            </w:tcMar>
+          </w:tcPr>
+          <w:p>
+            <w:r>
+              <w:rPr>
+                <w:rFonts w:ascii="Segoe UI" w:hAnsi="Segoe UI"/>
+                <w:color w:val="374151"/>
+                <w:sz w:val="18"/>
+              </w:rPr>
+              <w:t>Click "Cancel Subscription" under Profile.</w:t>
+            </w:r>
+          </w:p>
+        </w:tc>
+        <w:tc>
+          <w:tcPr>
+            <w:tcW w:type="dxa" w:w="1872"/>
+            <w:shd w:fill="F9FAFB"/>
+            <w:tcMar>
+              <w:top w:w="100" w:type="dxa"/>
+              <w:bottom w:w="100" w:type="dxa"/>
+              <w:left w:w="150" w:type="dxa"/>
+              <w:right w:w="150" w:type="dxa"/>
+            </w:tcMar>
+          </w:tcPr>
+          <w:p>
+            <w:r>
+              <w:rPr>
+                <w:rFonts w:ascii="Segoe UI" w:hAnsi="Segoe UI"/>
+                <w:color w:val="374151"/>
+                <w:sz w:val="18"/>
+              </w:rPr>
+              <w:t>Plan switches to Free Tier immediately, payment method changes to "None", and API limits downgrade instantly.</w:t>
+            </w:r>
+          </w:p>
+        </w:tc>
+        <w:tc>
+          <w:tcPr>
+            <w:tcW w:type="dxa" w:w="1872"/>
+            <w:shd w:fill="F9FAFB"/>
+            <w:tcMar>
+              <w:top w:w="100" w:type="dxa"/>
+              <w:bottom w:w="100" w:type="dxa"/>
+              <w:left w:w="150" w:type="dxa"/>
+              <w:right w:w="150" w:type="dxa"/>
+            </w:tcMar>
+          </w:tcPr>
+          <w:p>
+            <w:r>
+              <w:rPr>
+                <w:rFonts w:ascii="Segoe UI" w:hAnsi="Segoe UI"/>
+                <w:color w:val="374151"/>
+                <w:sz w:val="18"/>
+              </w:rPr>
+              <w:t>Pending</w:t>
+            </w:r>
+          </w:p>
+        </w:tc>
+      </w:tr>
+      <w:tr>
+        <w:tc>
+          <w:tcPr>
+            <w:tcW w:type="dxa" w:w="1872"/>
+            <w:shd w:fill="FFFFFF"/>
+            <w:tcMar>
+              <w:top w:w="100" w:type="dxa"/>
+              <w:bottom w:w="100" w:type="dxa"/>
+              <w:left w:w="150" w:type="dxa"/>
+              <w:right w:w="150" w:type="dxa"/>
+            </w:tcMar>
+          </w:tcPr>
+          <w:p>
+            <w:r>
+              <w:rPr>
+                <w:rFonts w:ascii="Segoe UI" w:hAnsi="Segoe UI"/>
+                <w:color w:val="374151"/>
+                <w:sz w:val="18"/>
+              </w:rPr>
+              <w:t>**TC-BILL-03**</w:t>
+            </w:r>
+          </w:p>
+        </w:tc>
+        <w:tc>
+          <w:tcPr>
+            <w:tcW w:type="dxa" w:w="1872"/>
+            <w:shd w:fill="FFFFFF"/>
+            <w:tcMar>
+              <w:top w:w="100" w:type="dxa"/>
+              <w:bottom w:w="100" w:type="dxa"/>
+              <w:left w:w="150" w:type="dxa"/>
+              <w:right w:w="150" w:type="dxa"/>
+            </w:tcMar>
+          </w:tcPr>
+          <w:p>
+            <w:r>
+              <w:rPr>
+                <w:rFonts w:ascii="Segoe UI" w:hAnsi="Segoe UI"/>
+                <w:color w:val="374151"/>
+                <w:sz w:val="18"/>
+              </w:rPr>
+              <w:t>Deletion Block check</w:t>
+            </w:r>
+          </w:p>
+        </w:tc>
+        <w:tc>
+          <w:tcPr>
+            <w:tcW w:type="dxa" w:w="1872"/>
+            <w:shd w:fill="FFFFFF"/>
+            <w:tcMar>
+              <w:top w:w="100" w:type="dxa"/>
+              <w:bottom w:w="100" w:type="dxa"/>
+              <w:left w:w="150" w:type="dxa"/>
+              <w:right w:w="150" w:type="dxa"/>
+            </w:tcMar>
+          </w:tcPr>
+          <w:p>
+            <w:r>
+              <w:rPr>
+                <w:rFonts w:ascii="Segoe UI" w:hAnsi="Segoe UI"/>
+                <w:color w:val="374151"/>
+                <w:sz w:val="18"/>
+              </w:rPr>
+              <w:t>While on Basic/Advance plan, click "Delete Merchant Account".</w:t>
+            </w:r>
+          </w:p>
+        </w:tc>
+        <w:tc>
+          <w:tcPr>
+            <w:tcW w:type="dxa" w:w="1872"/>
+            <w:shd w:fill="FFFFFF"/>
+            <w:tcMar>
+              <w:top w:w="100" w:type="dxa"/>
+              <w:bottom w:w="100" w:type="dxa"/>
+              <w:left w:w="150" w:type="dxa"/>
+              <w:right w:w="150" w:type="dxa"/>
+            </w:tcMar>
+          </w:tcPr>
+          <w:p>
+            <w:r>
+              <w:rPr>
+                <w:rFonts w:ascii="Segoe UI" w:hAnsi="Segoe UI"/>
+                <w:color w:val="374151"/>
+                <w:sz w:val="18"/>
+              </w:rPr>
+              <w:t>Deletion blocks; system displays warning "Cancel subscription first" and blocks inputs.</w:t>
+            </w:r>
+          </w:p>
+        </w:tc>
+        <w:tc>
+          <w:tcPr>
+            <w:tcW w:type="dxa" w:w="1872"/>
+            <w:shd w:fill="FFFFFF"/>
+            <w:tcMar>
+              <w:top w:w="100" w:type="dxa"/>
+              <w:bottom w:w="100" w:type="dxa"/>
+              <w:left w:w="150" w:type="dxa"/>
+              <w:right w:w="150" w:type="dxa"/>
+            </w:tcMar>
+          </w:tcPr>
+          <w:p>
+            <w:r>
+              <w:rPr>
+                <w:rFonts w:ascii="Segoe UI" w:hAnsi="Segoe UI"/>
+                <w:color w:val="374151"/>
+                <w:sz w:val="18"/>
+              </w:rPr>
+              <w:t>Pending</w:t>
+            </w:r>
+          </w:p>
+        </w:tc>
+      </w:tr>
+      <w:tr>
+        <w:tc>
+          <w:tcPr>
+            <w:tcW w:type="dxa" w:w="1872"/>
+            <w:shd w:fill="F9FAFB"/>
+            <w:tcMar>
+              <w:top w:w="100" w:type="dxa"/>
+              <w:bottom w:w="100" w:type="dxa"/>
+              <w:left w:w="150" w:type="dxa"/>
+              <w:right w:w="150" w:type="dxa"/>
+            </w:tcMar>
+          </w:tcPr>
+          <w:p>
+            <w:r>
+              <w:rPr>
+                <w:rFonts w:ascii="Segoe UI" w:hAnsi="Segoe UI"/>
+                <w:color w:val="374151"/>
+                <w:sz w:val="18"/>
+              </w:rPr>
+              <w:t>**TC-BILL-04**</w:t>
+            </w:r>
+          </w:p>
+        </w:tc>
+        <w:tc>
+          <w:tcPr>
+            <w:tcW w:type="dxa" w:w="1872"/>
+            <w:shd w:fill="F9FAFB"/>
+            <w:tcMar>
+              <w:top w:w="100" w:type="dxa"/>
+              <w:bottom w:w="100" w:type="dxa"/>
+              <w:left w:w="150" w:type="dxa"/>
+              <w:right w:w="150" w:type="dxa"/>
+            </w:tcMar>
+          </w:tcPr>
+          <w:p>
+            <w:r>
+              <w:rPr>
+                <w:rFonts w:ascii="Segoe UI" w:hAnsi="Segoe UI"/>
+                <w:color w:val="374151"/>
+                <w:sz w:val="18"/>
+              </w:rPr>
+              <w:t>Deletion Execution</w:t>
+            </w:r>
+          </w:p>
+        </w:tc>
+        <w:tc>
+          <w:tcPr>
+            <w:tcW w:type="dxa" w:w="1872"/>
+            <w:shd w:fill="F9FAFB"/>
+            <w:tcMar>
+              <w:top w:w="100" w:type="dxa"/>
+              <w:bottom w:w="100" w:type="dxa"/>
+              <w:left w:w="150" w:type="dxa"/>
+              <w:right w:w="150" w:type="dxa"/>
+            </w:tcMar>
+          </w:tcPr>
+          <w:p>
+            <w:r>
+              <w:rPr>
+                <w:rFonts w:ascii="Segoe UI" w:hAnsi="Segoe UI"/>
+                <w:color w:val="374151"/>
+                <w:sz w:val="18"/>
+              </w:rPr>
+              <w:t>Cancel plan to Free Tier, then click "Delete Merchant Account". Enter credentials.</w:t>
+            </w:r>
+          </w:p>
+        </w:tc>
+        <w:tc>
+          <w:tcPr>
+            <w:tcW w:type="dxa" w:w="1872"/>
+            <w:shd w:fill="F9FAFB"/>
+            <w:tcMar>
+              <w:top w:w="100" w:type="dxa"/>
+              <w:bottom w:w="100" w:type="dxa"/>
+              <w:left w:w="150" w:type="dxa"/>
+              <w:right w:w="150" w:type="dxa"/>
+            </w:tcMar>
+          </w:tcPr>
+          <w:p>
+            <w:r>
+              <w:rPr>
+                <w:rFonts w:ascii="Segoe UI" w:hAnsi="Segoe UI"/>
+                <w:color w:val="374151"/>
+                <w:sz w:val="18"/>
+              </w:rPr>
+              <w:t>System deletes data rows, revokes token sessions, and redirects to login portal.</w:t>
+            </w:r>
+          </w:p>
+        </w:tc>
+        <w:tc>
+          <w:tcPr>
+            <w:tcW w:type="dxa" w:w="1872"/>
+            <w:shd w:fill="F9FAFB"/>
+            <w:tcMar>
+              <w:top w:w="100" w:type="dxa"/>
+              <w:bottom w:w="100" w:type="dxa"/>
+              <w:left w:w="150" w:type="dxa"/>
+              <w:right w:w="150" w:type="dxa"/>
+            </w:tcMar>
+          </w:tcPr>
+          <w:p>
+            <w:r>
+              <w:rPr>
+                <w:rFonts w:ascii="Segoe UI" w:hAnsi="Segoe UI"/>
+                <w:color w:val="374151"/>
+                <w:sz w:val="18"/>
+              </w:rPr>
+              <w:t>Pending</w:t>
+            </w:r>
+          </w:p>
+        </w:tc>
+      </w:tr>
+    </w:tbl>
+    <w:p/>
     <w:sectPr>
       <w:pgSz w:w="12240" w:h="15840"/>
       <w:pgMar w:top="1440" w:right="1440" w:bottom="1440" w:left="1440" w:header="720" w:footer="720" w:gutter="0"/>

--- a/docs/Subscription_Test_Plan.docx
+++ b/docs/Subscription_Test_Plan.docx
@@ -539,6 +539,118 @@
           </w:p>
         </w:tc>
       </w:tr>
+      <w:tr>
+        <w:tc>
+          <w:tcPr>
+            <w:tcW w:type="dxa" w:w="1872"/>
+            <w:shd w:fill="F9FAFB"/>
+            <w:tcMar>
+              <w:top w:w="100" w:type="dxa"/>
+              <w:bottom w:w="100" w:type="dxa"/>
+              <w:left w:w="150" w:type="dxa"/>
+              <w:right w:w="150" w:type="dxa"/>
+            </w:tcMar>
+          </w:tcPr>
+          <w:p>
+            <w:r>
+              <w:rPr>
+                <w:rFonts w:ascii="Segoe UI" w:hAnsi="Segoe UI"/>
+                <w:color w:val="374151"/>
+                <w:sz w:val="18"/>
+              </w:rPr>
+              <w:t>**TC-FREE-04**</w:t>
+            </w:r>
+          </w:p>
+        </w:tc>
+        <w:tc>
+          <w:tcPr>
+            <w:tcW w:type="dxa" w:w="1872"/>
+            <w:shd w:fill="F9FAFB"/>
+            <w:tcMar>
+              <w:top w:w="100" w:type="dxa"/>
+              <w:bottom w:w="100" w:type="dxa"/>
+              <w:left w:w="150" w:type="dxa"/>
+              <w:right w:w="150" w:type="dxa"/>
+            </w:tcMar>
+          </w:tcPr>
+          <w:p>
+            <w:r>
+              <w:rPr>
+                <w:rFonts w:ascii="Segoe UI" w:hAnsi="Segoe UI"/>
+                <w:color w:val="374151"/>
+                <w:sz w:val="18"/>
+              </w:rPr>
+              <w:t>Payout Delay Audit</w:t>
+            </w:r>
+          </w:p>
+        </w:tc>
+        <w:tc>
+          <w:tcPr>
+            <w:tcW w:type="dxa" w:w="1872"/>
+            <w:shd w:fill="F9FAFB"/>
+            <w:tcMar>
+              <w:top w:w="100" w:type="dxa"/>
+              <w:bottom w:w="100" w:type="dxa"/>
+              <w:left w:w="150" w:type="dxa"/>
+              <w:right w:w="150" w:type="dxa"/>
+            </w:tcMar>
+          </w:tcPr>
+          <w:p>
+            <w:r>
+              <w:rPr>
+                <w:rFonts w:ascii="Segoe UI" w:hAnsi="Segoe UI"/>
+                <w:color w:val="374151"/>
+                <w:sz w:val="18"/>
+              </w:rPr>
+              <w:t>Check expected payout dates display delay.</w:t>
+            </w:r>
+          </w:p>
+        </w:tc>
+        <w:tc>
+          <w:tcPr>
+            <w:tcW w:type="dxa" w:w="1872"/>
+            <w:shd w:fill="F9FAFB"/>
+            <w:tcMar>
+              <w:top w:w="100" w:type="dxa"/>
+              <w:bottom w:w="100" w:type="dxa"/>
+              <w:left w:w="150" w:type="dxa"/>
+              <w:right w:w="150" w:type="dxa"/>
+            </w:tcMar>
+          </w:tcPr>
+          <w:p>
+            <w:r>
+              <w:rPr>
+                <w:rFonts w:ascii="Segoe UI" w:hAnsi="Segoe UI"/>
+                <w:color w:val="374151"/>
+                <w:sz w:val="18"/>
+              </w:rPr>
+              <w:t>Free tier ledger reports payouts with a 48-hour batch synchronization delay.</w:t>
+            </w:r>
+          </w:p>
+        </w:tc>
+        <w:tc>
+          <w:tcPr>
+            <w:tcW w:type="dxa" w:w="1872"/>
+            <w:shd w:fill="F9FAFB"/>
+            <w:tcMar>
+              <w:top w:w="100" w:type="dxa"/>
+              <w:bottom w:w="100" w:type="dxa"/>
+              <w:left w:w="150" w:type="dxa"/>
+              <w:right w:w="150" w:type="dxa"/>
+            </w:tcMar>
+          </w:tcPr>
+          <w:p>
+            <w:r>
+              <w:rPr>
+                <w:rFonts w:ascii="Segoe UI" w:hAnsi="Segoe UI"/>
+                <w:color w:val="374151"/>
+                <w:sz w:val="18"/>
+              </w:rPr>
+              <w:t>Pending</w:t>
+            </w:r>
+          </w:p>
+        </w:tc>
+      </w:tr>
     </w:tbl>
     <w:p/>
     <w:p>
@@ -1050,6 +1162,118 @@
           </w:p>
         </w:tc>
       </w:tr>
+      <w:tr>
+        <w:tc>
+          <w:tcPr>
+            <w:tcW w:type="dxa" w:w="1872"/>
+            <w:shd w:fill="F9FAFB"/>
+            <w:tcMar>
+              <w:top w:w="100" w:type="dxa"/>
+              <w:bottom w:w="100" w:type="dxa"/>
+              <w:left w:w="150" w:type="dxa"/>
+              <w:right w:w="150" w:type="dxa"/>
+            </w:tcMar>
+          </w:tcPr>
+          <w:p>
+            <w:r>
+              <w:rPr>
+                <w:rFonts w:ascii="Segoe UI" w:hAnsi="Segoe UI"/>
+                <w:color w:val="374151"/>
+                <w:sz w:val="18"/>
+              </w:rPr>
+              <w:t>**TC-BASIC-04**</w:t>
+            </w:r>
+          </w:p>
+        </w:tc>
+        <w:tc>
+          <w:tcPr>
+            <w:tcW w:type="dxa" w:w="1872"/>
+            <w:shd w:fill="F9FAFB"/>
+            <w:tcMar>
+              <w:top w:w="100" w:type="dxa"/>
+              <w:bottom w:w="100" w:type="dxa"/>
+              <w:left w:w="150" w:type="dxa"/>
+              <w:right w:w="150" w:type="dxa"/>
+            </w:tcMar>
+          </w:tcPr>
+          <w:p>
+            <w:r>
+              <w:rPr>
+                <w:rFonts w:ascii="Segoe UI" w:hAnsi="Segoe UI"/>
+                <w:color w:val="374151"/>
+                <w:sz w:val="18"/>
+              </w:rPr>
+              <w:t>Payout Delay Audit</w:t>
+            </w:r>
+          </w:p>
+        </w:tc>
+        <w:tc>
+          <w:tcPr>
+            <w:tcW w:type="dxa" w:w="1872"/>
+            <w:shd w:fill="F9FAFB"/>
+            <w:tcMar>
+              <w:top w:w="100" w:type="dxa"/>
+              <w:bottom w:w="100" w:type="dxa"/>
+              <w:left w:w="150" w:type="dxa"/>
+              <w:right w:w="150" w:type="dxa"/>
+            </w:tcMar>
+          </w:tcPr>
+          <w:p>
+            <w:r>
+              <w:rPr>
+                <w:rFonts w:ascii="Segoe UI" w:hAnsi="Segoe UI"/>
+                <w:color w:val="374151"/>
+                <w:sz w:val="18"/>
+              </w:rPr>
+              <w:t>Check expected payout dates display delay.</w:t>
+            </w:r>
+          </w:p>
+        </w:tc>
+        <w:tc>
+          <w:tcPr>
+            <w:tcW w:type="dxa" w:w="1872"/>
+            <w:shd w:fill="F9FAFB"/>
+            <w:tcMar>
+              <w:top w:w="100" w:type="dxa"/>
+              <w:bottom w:w="100" w:type="dxa"/>
+              <w:left w:w="150" w:type="dxa"/>
+              <w:right w:w="150" w:type="dxa"/>
+            </w:tcMar>
+          </w:tcPr>
+          <w:p>
+            <w:r>
+              <w:rPr>
+                <w:rFonts w:ascii="Segoe UI" w:hAnsi="Segoe UI"/>
+                <w:color w:val="374151"/>
+                <w:sz w:val="18"/>
+              </w:rPr>
+              <w:t>Basic tier ledger reports payouts updated twice daily (12-hour sync window).</w:t>
+            </w:r>
+          </w:p>
+        </w:tc>
+        <w:tc>
+          <w:tcPr>
+            <w:tcW w:type="dxa" w:w="1872"/>
+            <w:shd w:fill="F9FAFB"/>
+            <w:tcMar>
+              <w:top w:w="100" w:type="dxa"/>
+              <w:bottom w:w="100" w:type="dxa"/>
+              <w:left w:w="150" w:type="dxa"/>
+              <w:right w:w="150" w:type="dxa"/>
+            </w:tcMar>
+          </w:tcPr>
+          <w:p>
+            <w:r>
+              <w:rPr>
+                <w:rFonts w:ascii="Segoe UI" w:hAnsi="Segoe UI"/>
+                <w:color w:val="374151"/>
+                <w:sz w:val="18"/>
+              </w:rPr>
+              <w:t>Pending</w:t>
+            </w:r>
+          </w:p>
+        </w:tc>
+      </w:tr>
     </w:tbl>
     <w:p/>
     <w:p>
@@ -1542,6 +1766,118 @@
           <w:tcPr>
             <w:tcW w:type="dxa" w:w="1872"/>
             <w:shd w:fill="FFFFFF"/>
+            <w:tcMar>
+              <w:top w:w="100" w:type="dxa"/>
+              <w:bottom w:w="100" w:type="dxa"/>
+              <w:left w:w="150" w:type="dxa"/>
+              <w:right w:w="150" w:type="dxa"/>
+            </w:tcMar>
+          </w:tcPr>
+          <w:p>
+            <w:r>
+              <w:rPr>
+                <w:rFonts w:ascii="Segoe UI" w:hAnsi="Segoe UI"/>
+                <w:color w:val="374151"/>
+                <w:sz w:val="18"/>
+              </w:rPr>
+              <w:t>Pending</w:t>
+            </w:r>
+          </w:p>
+        </w:tc>
+      </w:tr>
+      <w:tr>
+        <w:tc>
+          <w:tcPr>
+            <w:tcW w:type="dxa" w:w="1872"/>
+            <w:shd w:fill="F9FAFB"/>
+            <w:tcMar>
+              <w:top w:w="100" w:type="dxa"/>
+              <w:bottom w:w="100" w:type="dxa"/>
+              <w:left w:w="150" w:type="dxa"/>
+              <w:right w:w="150" w:type="dxa"/>
+            </w:tcMar>
+          </w:tcPr>
+          <w:p>
+            <w:r>
+              <w:rPr>
+                <w:rFonts w:ascii="Segoe UI" w:hAnsi="Segoe UI"/>
+                <w:color w:val="374151"/>
+                <w:sz w:val="18"/>
+              </w:rPr>
+              <w:t>**TC-ADV-04**</w:t>
+            </w:r>
+          </w:p>
+        </w:tc>
+        <w:tc>
+          <w:tcPr>
+            <w:tcW w:type="dxa" w:w="1872"/>
+            <w:shd w:fill="F9FAFB"/>
+            <w:tcMar>
+              <w:top w:w="100" w:type="dxa"/>
+              <w:bottom w:w="100" w:type="dxa"/>
+              <w:left w:w="150" w:type="dxa"/>
+              <w:right w:w="150" w:type="dxa"/>
+            </w:tcMar>
+          </w:tcPr>
+          <w:p>
+            <w:r>
+              <w:rPr>
+                <w:rFonts w:ascii="Segoe UI" w:hAnsi="Segoe UI"/>
+                <w:color w:val="374151"/>
+                <w:sz w:val="18"/>
+              </w:rPr>
+              <w:t>Payout Delay Audit</w:t>
+            </w:r>
+          </w:p>
+        </w:tc>
+        <w:tc>
+          <w:tcPr>
+            <w:tcW w:type="dxa" w:w="1872"/>
+            <w:shd w:fill="F9FAFB"/>
+            <w:tcMar>
+              <w:top w:w="100" w:type="dxa"/>
+              <w:bottom w:w="100" w:type="dxa"/>
+              <w:left w:w="150" w:type="dxa"/>
+              <w:right w:w="150" w:type="dxa"/>
+            </w:tcMar>
+          </w:tcPr>
+          <w:p>
+            <w:r>
+              <w:rPr>
+                <w:rFonts w:ascii="Segoe UI" w:hAnsi="Segoe UI"/>
+                <w:color w:val="374151"/>
+                <w:sz w:val="18"/>
+              </w:rPr>
+              <w:t>Check expected payout dates display delay.</w:t>
+            </w:r>
+          </w:p>
+        </w:tc>
+        <w:tc>
+          <w:tcPr>
+            <w:tcW w:type="dxa" w:w="1872"/>
+            <w:shd w:fill="F9FAFB"/>
+            <w:tcMar>
+              <w:top w:w="100" w:type="dxa"/>
+              <w:bottom w:w="100" w:type="dxa"/>
+              <w:left w:w="150" w:type="dxa"/>
+              <w:right w:w="150" w:type="dxa"/>
+            </w:tcMar>
+          </w:tcPr>
+          <w:p>
+            <w:r>
+              <w:rPr>
+                <w:rFonts w:ascii="Segoe UI" w:hAnsi="Segoe UI"/>
+                <w:color w:val="374151"/>
+                <w:sz w:val="18"/>
+              </w:rPr>
+              <w:t>Advance tier ledger reports real-time payout calculations instantly synced via platform API webhooks.</w:t>
+            </w:r>
+          </w:p>
+        </w:tc>
+        <w:tc>
+          <w:tcPr>
+            <w:tcW w:type="dxa" w:w="1872"/>
+            <w:shd w:fill="F9FAFB"/>
             <w:tcMar>
               <w:top w:w="100" w:type="dxa"/>
               <w:bottom w:w="100" w:type="dxa"/>

--- a/docs/Subscription_Test_Plan.docx
+++ b/docs/Subscription_Test_Plan.docx
@@ -651,6 +651,118 @@
           </w:p>
         </w:tc>
       </w:tr>
+      <w:tr>
+        <w:tc>
+          <w:tcPr>
+            <w:tcW w:type="dxa" w:w="1872"/>
+            <w:shd w:fill="FFFFFF"/>
+            <w:tcMar>
+              <w:top w:w="100" w:type="dxa"/>
+              <w:bottom w:w="100" w:type="dxa"/>
+              <w:left w:w="150" w:type="dxa"/>
+              <w:right w:w="150" w:type="dxa"/>
+            </w:tcMar>
+          </w:tcPr>
+          <w:p>
+            <w:r>
+              <w:rPr>
+                <w:rFonts w:ascii="Segoe UI" w:hAnsi="Segoe UI"/>
+                <w:color w:val="374151"/>
+                <w:sz w:val="18"/>
+              </w:rPr>
+              <w:t>**TC-FREE-05**</w:t>
+            </w:r>
+          </w:p>
+        </w:tc>
+        <w:tc>
+          <w:tcPr>
+            <w:tcW w:type="dxa" w:w="1872"/>
+            <w:shd w:fill="FFFFFF"/>
+            <w:tcMar>
+              <w:top w:w="100" w:type="dxa"/>
+              <w:bottom w:w="100" w:type="dxa"/>
+              <w:left w:w="150" w:type="dxa"/>
+              <w:right w:w="150" w:type="dxa"/>
+            </w:tcMar>
+          </w:tcPr>
+          <w:p>
+            <w:r>
+              <w:rPr>
+                <w:rFonts w:ascii="Segoe UI" w:hAnsi="Segoe UI"/>
+                <w:color w:val="374151"/>
+                <w:sz w:val="18"/>
+              </w:rPr>
+              <w:t>Return Inspection Cap</w:t>
+            </w:r>
+          </w:p>
+        </w:tc>
+        <w:tc>
+          <w:tcPr>
+            <w:tcW w:type="dxa" w:w="1872"/>
+            <w:shd w:fill="FFFFFF"/>
+            <w:tcMar>
+              <w:top w:w="100" w:type="dxa"/>
+              <w:bottom w:w="100" w:type="dxa"/>
+              <w:left w:w="150" w:type="dxa"/>
+              <w:right w:w="150" w:type="dxa"/>
+            </w:tcMar>
+          </w:tcPr>
+          <w:p>
+            <w:r>
+              <w:rPr>
+                <w:rFonts w:ascii="Segoe UI" w:hAnsi="Segoe UI"/>
+                <w:color w:val="374151"/>
+                <w:sz w:val="18"/>
+              </w:rPr>
+              <w:t>Verify returns limit enforcement on Free accounts.</w:t>
+            </w:r>
+          </w:p>
+        </w:tc>
+        <w:tc>
+          <w:tcPr>
+            <w:tcW w:type="dxa" w:w="1872"/>
+            <w:shd w:fill="FFFFFF"/>
+            <w:tcMar>
+              <w:top w:w="100" w:type="dxa"/>
+              <w:bottom w:w="100" w:type="dxa"/>
+              <w:left w:w="150" w:type="dxa"/>
+              <w:right w:w="150" w:type="dxa"/>
+            </w:tcMar>
+          </w:tcPr>
+          <w:p>
+            <w:r>
+              <w:rPr>
+                <w:rFonts w:ascii="Segoe UI" w:hAnsi="Segoe UI"/>
+                <w:color w:val="374151"/>
+                <w:sz w:val="18"/>
+              </w:rPr>
+              <w:t>System limits quality inspection tasks to 5 items monthly, requiring manual inventory restocking.</w:t>
+            </w:r>
+          </w:p>
+        </w:tc>
+        <w:tc>
+          <w:tcPr>
+            <w:tcW w:type="dxa" w:w="1872"/>
+            <w:shd w:fill="FFFFFF"/>
+            <w:tcMar>
+              <w:top w:w="100" w:type="dxa"/>
+              <w:bottom w:w="100" w:type="dxa"/>
+              <w:left w:w="150" w:type="dxa"/>
+              <w:right w:w="150" w:type="dxa"/>
+            </w:tcMar>
+          </w:tcPr>
+          <w:p>
+            <w:r>
+              <w:rPr>
+                <w:rFonts w:ascii="Segoe UI" w:hAnsi="Segoe UI"/>
+                <w:color w:val="374151"/>
+                <w:sz w:val="18"/>
+              </w:rPr>
+              <w:t>Pending</w:t>
+            </w:r>
+          </w:p>
+        </w:tc>
+      </w:tr>
     </w:tbl>
     <w:p/>
     <w:p>
@@ -1274,6 +1386,118 @@
           </w:p>
         </w:tc>
       </w:tr>
+      <w:tr>
+        <w:tc>
+          <w:tcPr>
+            <w:tcW w:type="dxa" w:w="1872"/>
+            <w:shd w:fill="FFFFFF"/>
+            <w:tcMar>
+              <w:top w:w="100" w:type="dxa"/>
+              <w:bottom w:w="100" w:type="dxa"/>
+              <w:left w:w="150" w:type="dxa"/>
+              <w:right w:w="150" w:type="dxa"/>
+            </w:tcMar>
+          </w:tcPr>
+          <w:p>
+            <w:r>
+              <w:rPr>
+                <w:rFonts w:ascii="Segoe UI" w:hAnsi="Segoe UI"/>
+                <w:color w:val="374151"/>
+                <w:sz w:val="18"/>
+              </w:rPr>
+              <w:t>**TC-BASIC-05**</w:t>
+            </w:r>
+          </w:p>
+        </w:tc>
+        <w:tc>
+          <w:tcPr>
+            <w:tcW w:type="dxa" w:w="1872"/>
+            <w:shd w:fill="FFFFFF"/>
+            <w:tcMar>
+              <w:top w:w="100" w:type="dxa"/>
+              <w:bottom w:w="100" w:type="dxa"/>
+              <w:left w:w="150" w:type="dxa"/>
+              <w:right w:w="150" w:type="dxa"/>
+            </w:tcMar>
+          </w:tcPr>
+          <w:p>
+            <w:r>
+              <w:rPr>
+                <w:rFonts w:ascii="Segoe UI" w:hAnsi="Segoe UI"/>
+                <w:color w:val="374151"/>
+                <w:sz w:val="18"/>
+              </w:rPr>
+              <w:t>Return Inspection Cap</w:t>
+            </w:r>
+          </w:p>
+        </w:tc>
+        <w:tc>
+          <w:tcPr>
+            <w:tcW w:type="dxa" w:w="1872"/>
+            <w:shd w:fill="FFFFFF"/>
+            <w:tcMar>
+              <w:top w:w="100" w:type="dxa"/>
+              <w:bottom w:w="100" w:type="dxa"/>
+              <w:left w:w="150" w:type="dxa"/>
+              <w:right w:w="150" w:type="dxa"/>
+            </w:tcMar>
+          </w:tcPr>
+          <w:p>
+            <w:r>
+              <w:rPr>
+                <w:rFonts w:ascii="Segoe UI" w:hAnsi="Segoe UI"/>
+                <w:color w:val="374151"/>
+                <w:sz w:val="18"/>
+              </w:rPr>
+              <w:t>Verify returns limit enforcement on Basic accounts.</w:t>
+            </w:r>
+          </w:p>
+        </w:tc>
+        <w:tc>
+          <w:tcPr>
+            <w:tcW w:type="dxa" w:w="1872"/>
+            <w:shd w:fill="FFFFFF"/>
+            <w:tcMar>
+              <w:top w:w="100" w:type="dxa"/>
+              <w:bottom w:w="100" w:type="dxa"/>
+              <w:left w:w="150" w:type="dxa"/>
+              <w:right w:w="150" w:type="dxa"/>
+            </w:tcMar>
+          </w:tcPr>
+          <w:p>
+            <w:r>
+              <w:rPr>
+                <w:rFonts w:ascii="Segoe UI" w:hAnsi="Segoe UI"/>
+                <w:color w:val="374151"/>
+                <w:sz w:val="18"/>
+              </w:rPr>
+              <w:t>System allows up to 100 return verification tasks monthly, with automated catalog restock actions.</w:t>
+            </w:r>
+          </w:p>
+        </w:tc>
+        <w:tc>
+          <w:tcPr>
+            <w:tcW w:type="dxa" w:w="1872"/>
+            <w:shd w:fill="FFFFFF"/>
+            <w:tcMar>
+              <w:top w:w="100" w:type="dxa"/>
+              <w:bottom w:w="100" w:type="dxa"/>
+              <w:left w:w="150" w:type="dxa"/>
+              <w:right w:w="150" w:type="dxa"/>
+            </w:tcMar>
+          </w:tcPr>
+          <w:p>
+            <w:r>
+              <w:rPr>
+                <w:rFonts w:ascii="Segoe UI" w:hAnsi="Segoe UI"/>
+                <w:color w:val="374151"/>
+                <w:sz w:val="18"/>
+              </w:rPr>
+              <w:t>Pending</w:t>
+            </w:r>
+          </w:p>
+        </w:tc>
+      </w:tr>
     </w:tbl>
     <w:p/>
     <w:p>
@@ -1878,6 +2102,118 @@
           <w:tcPr>
             <w:tcW w:type="dxa" w:w="1872"/>
             <w:shd w:fill="F9FAFB"/>
+            <w:tcMar>
+              <w:top w:w="100" w:type="dxa"/>
+              <w:bottom w:w="100" w:type="dxa"/>
+              <w:left w:w="150" w:type="dxa"/>
+              <w:right w:w="150" w:type="dxa"/>
+            </w:tcMar>
+          </w:tcPr>
+          <w:p>
+            <w:r>
+              <w:rPr>
+                <w:rFonts w:ascii="Segoe UI" w:hAnsi="Segoe UI"/>
+                <w:color w:val="374151"/>
+                <w:sz w:val="18"/>
+              </w:rPr>
+              <w:t>Pending</w:t>
+            </w:r>
+          </w:p>
+        </w:tc>
+      </w:tr>
+      <w:tr>
+        <w:tc>
+          <w:tcPr>
+            <w:tcW w:type="dxa" w:w="1872"/>
+            <w:shd w:fill="FFFFFF"/>
+            <w:tcMar>
+              <w:top w:w="100" w:type="dxa"/>
+              <w:bottom w:w="100" w:type="dxa"/>
+              <w:left w:w="150" w:type="dxa"/>
+              <w:right w:w="150" w:type="dxa"/>
+            </w:tcMar>
+          </w:tcPr>
+          <w:p>
+            <w:r>
+              <w:rPr>
+                <w:rFonts w:ascii="Segoe UI" w:hAnsi="Segoe UI"/>
+                <w:color w:val="374151"/>
+                <w:sz w:val="18"/>
+              </w:rPr>
+              <w:t>**TC-ADV-05**</w:t>
+            </w:r>
+          </w:p>
+        </w:tc>
+        <w:tc>
+          <w:tcPr>
+            <w:tcW w:type="dxa" w:w="1872"/>
+            <w:shd w:fill="FFFFFF"/>
+            <w:tcMar>
+              <w:top w:w="100" w:type="dxa"/>
+              <w:bottom w:w="100" w:type="dxa"/>
+              <w:left w:w="150" w:type="dxa"/>
+              <w:right w:w="150" w:type="dxa"/>
+            </w:tcMar>
+          </w:tcPr>
+          <w:p>
+            <w:r>
+              <w:rPr>
+                <w:rFonts w:ascii="Segoe UI" w:hAnsi="Segoe UI"/>
+                <w:color w:val="374151"/>
+                <w:sz w:val="18"/>
+              </w:rPr>
+              <w:t>Return Inspection Cap</w:t>
+            </w:r>
+          </w:p>
+        </w:tc>
+        <w:tc>
+          <w:tcPr>
+            <w:tcW w:type="dxa" w:w="1872"/>
+            <w:shd w:fill="FFFFFF"/>
+            <w:tcMar>
+              <w:top w:w="100" w:type="dxa"/>
+              <w:bottom w:w="100" w:type="dxa"/>
+              <w:left w:w="150" w:type="dxa"/>
+              <w:right w:w="150" w:type="dxa"/>
+            </w:tcMar>
+          </w:tcPr>
+          <w:p>
+            <w:r>
+              <w:rPr>
+                <w:rFonts w:ascii="Segoe UI" w:hAnsi="Segoe UI"/>
+                <w:color w:val="374151"/>
+                <w:sz w:val="18"/>
+              </w:rPr>
+              <w:t>Verify returns limit enforcement on Advance accounts.</w:t>
+            </w:r>
+          </w:p>
+        </w:tc>
+        <w:tc>
+          <w:tcPr>
+            <w:tcW w:type="dxa" w:w="1872"/>
+            <w:shd w:fill="FFFFFF"/>
+            <w:tcMar>
+              <w:top w:w="100" w:type="dxa"/>
+              <w:bottom w:w="100" w:type="dxa"/>
+              <w:left w:w="150" w:type="dxa"/>
+              <w:right w:w="150" w:type="dxa"/>
+            </w:tcMar>
+          </w:tcPr>
+          <w:p>
+            <w:r>
+              <w:rPr>
+                <w:rFonts w:ascii="Segoe UI" w:hAnsi="Segoe UI"/>
+                <w:color w:val="374151"/>
+                <w:sz w:val="18"/>
+              </w:rPr>
+              <w:t>System supports unlimited returns, integrated automated chatbot dispute routing, and instant restock actions.</w:t>
+            </w:r>
+          </w:p>
+        </w:tc>
+        <w:tc>
+          <w:tcPr>
+            <w:tcW w:type="dxa" w:w="1872"/>
+            <w:shd w:fill="FFFFFF"/>
             <w:tcMar>
               <w:top w:w="100" w:type="dxa"/>
               <w:bottom w:w="100" w:type="dxa"/>

--- a/docs/Subscription_Test_Plan.docx
+++ b/docs/Subscription_Test_Plan.docx
@@ -763,6 +763,118 @@
           </w:p>
         </w:tc>
       </w:tr>
+      <w:tr>
+        <w:tc>
+          <w:tcPr>
+            <w:tcW w:type="dxa" w:w="1872"/>
+            <w:shd w:fill="F9FAFB"/>
+            <w:tcMar>
+              <w:top w:w="100" w:type="dxa"/>
+              <w:bottom w:w="100" w:type="dxa"/>
+              <w:left w:w="150" w:type="dxa"/>
+              <w:right w:w="150" w:type="dxa"/>
+            </w:tcMar>
+          </w:tcPr>
+          <w:p>
+            <w:r>
+              <w:rPr>
+                <w:rFonts w:ascii="Segoe UI" w:hAnsi="Segoe UI"/>
+                <w:color w:val="374151"/>
+                <w:sz w:val="18"/>
+              </w:rPr>
+              <w:t>**TC-FREE-06**</w:t>
+            </w:r>
+          </w:p>
+        </w:tc>
+        <w:tc>
+          <w:tcPr>
+            <w:tcW w:type="dxa" w:w="1872"/>
+            <w:shd w:fill="F9FAFB"/>
+            <w:tcMar>
+              <w:top w:w="100" w:type="dxa"/>
+              <w:bottom w:w="100" w:type="dxa"/>
+              <w:left w:w="150" w:type="dxa"/>
+              <w:right w:w="150" w:type="dxa"/>
+            </w:tcMar>
+          </w:tcPr>
+          <w:p>
+            <w:r>
+              <w:rPr>
+                <w:rFonts w:ascii="Segoe UI" w:hAnsi="Segoe UI"/>
+                <w:color w:val="374151"/>
+                <w:sz w:val="18"/>
+              </w:rPr>
+              <w:t>Order Processing Cap</w:t>
+            </w:r>
+          </w:p>
+        </w:tc>
+        <w:tc>
+          <w:tcPr>
+            <w:tcW w:type="dxa" w:w="1872"/>
+            <w:shd w:fill="F9FAFB"/>
+            <w:tcMar>
+              <w:top w:w="100" w:type="dxa"/>
+              <w:bottom w:w="100" w:type="dxa"/>
+              <w:left w:w="150" w:type="dxa"/>
+              <w:right w:w="150" w:type="dxa"/>
+            </w:tcMar>
+          </w:tcPr>
+          <w:p>
+            <w:r>
+              <w:rPr>
+                <w:rFonts w:ascii="Segoe UI" w:hAnsi="Segoe UI"/>
+                <w:color w:val="374151"/>
+                <w:sz w:val="18"/>
+              </w:rPr>
+              <w:t>Verify order sync capacity on Free accounts.</w:t>
+            </w:r>
+          </w:p>
+        </w:tc>
+        <w:tc>
+          <w:tcPr>
+            <w:tcW w:type="dxa" w:w="1872"/>
+            <w:shd w:fill="F9FAFB"/>
+            <w:tcMar>
+              <w:top w:w="100" w:type="dxa"/>
+              <w:bottom w:w="100" w:type="dxa"/>
+              <w:left w:w="150" w:type="dxa"/>
+              <w:right w:w="150" w:type="dxa"/>
+            </w:tcMar>
+          </w:tcPr>
+          <w:p>
+            <w:r>
+              <w:rPr>
+                <w:rFonts w:ascii="Segoe UI" w:hAnsi="Segoe UI"/>
+                <w:color w:val="374151"/>
+                <w:sz w:val="18"/>
+              </w:rPr>
+              <w:t>System limits multi-channel order processing to 50 items monthly, blocking bulk print actions.</w:t>
+            </w:r>
+          </w:p>
+        </w:tc>
+        <w:tc>
+          <w:tcPr>
+            <w:tcW w:type="dxa" w:w="1872"/>
+            <w:shd w:fill="F9FAFB"/>
+            <w:tcMar>
+              <w:top w:w="100" w:type="dxa"/>
+              <w:bottom w:w="100" w:type="dxa"/>
+              <w:left w:w="150" w:type="dxa"/>
+              <w:right w:w="150" w:type="dxa"/>
+            </w:tcMar>
+          </w:tcPr>
+          <w:p>
+            <w:r>
+              <w:rPr>
+                <w:rFonts w:ascii="Segoe UI" w:hAnsi="Segoe UI"/>
+                <w:color w:val="374151"/>
+                <w:sz w:val="18"/>
+              </w:rPr>
+              <w:t>Pending</w:t>
+            </w:r>
+          </w:p>
+        </w:tc>
+      </w:tr>
     </w:tbl>
     <w:p/>
     <w:p>
@@ -1479,6 +1591,118 @@
           <w:tcPr>
             <w:tcW w:type="dxa" w:w="1872"/>
             <w:shd w:fill="FFFFFF"/>
+            <w:tcMar>
+              <w:top w:w="100" w:type="dxa"/>
+              <w:bottom w:w="100" w:type="dxa"/>
+              <w:left w:w="150" w:type="dxa"/>
+              <w:right w:w="150" w:type="dxa"/>
+            </w:tcMar>
+          </w:tcPr>
+          <w:p>
+            <w:r>
+              <w:rPr>
+                <w:rFonts w:ascii="Segoe UI" w:hAnsi="Segoe UI"/>
+                <w:color w:val="374151"/>
+                <w:sz w:val="18"/>
+              </w:rPr>
+              <w:t>Pending</w:t>
+            </w:r>
+          </w:p>
+        </w:tc>
+      </w:tr>
+      <w:tr>
+        <w:tc>
+          <w:tcPr>
+            <w:tcW w:type="dxa" w:w="1872"/>
+            <w:shd w:fill="F9FAFB"/>
+            <w:tcMar>
+              <w:top w:w="100" w:type="dxa"/>
+              <w:bottom w:w="100" w:type="dxa"/>
+              <w:left w:w="150" w:type="dxa"/>
+              <w:right w:w="150" w:type="dxa"/>
+            </w:tcMar>
+          </w:tcPr>
+          <w:p>
+            <w:r>
+              <w:rPr>
+                <w:rFonts w:ascii="Segoe UI" w:hAnsi="Segoe UI"/>
+                <w:color w:val="374151"/>
+                <w:sz w:val="18"/>
+              </w:rPr>
+              <w:t>**TC-BASIC-06**</w:t>
+            </w:r>
+          </w:p>
+        </w:tc>
+        <w:tc>
+          <w:tcPr>
+            <w:tcW w:type="dxa" w:w="1872"/>
+            <w:shd w:fill="F9FAFB"/>
+            <w:tcMar>
+              <w:top w:w="100" w:type="dxa"/>
+              <w:bottom w:w="100" w:type="dxa"/>
+              <w:left w:w="150" w:type="dxa"/>
+              <w:right w:w="150" w:type="dxa"/>
+            </w:tcMar>
+          </w:tcPr>
+          <w:p>
+            <w:r>
+              <w:rPr>
+                <w:rFonts w:ascii="Segoe UI" w:hAnsi="Segoe UI"/>
+                <w:color w:val="374151"/>
+                <w:sz w:val="18"/>
+              </w:rPr>
+              <w:t>Order Processing Cap</w:t>
+            </w:r>
+          </w:p>
+        </w:tc>
+        <w:tc>
+          <w:tcPr>
+            <w:tcW w:type="dxa" w:w="1872"/>
+            <w:shd w:fill="F9FAFB"/>
+            <w:tcMar>
+              <w:top w:w="100" w:type="dxa"/>
+              <w:bottom w:w="100" w:type="dxa"/>
+              <w:left w:w="150" w:type="dxa"/>
+              <w:right w:w="150" w:type="dxa"/>
+            </w:tcMar>
+          </w:tcPr>
+          <w:p>
+            <w:r>
+              <w:rPr>
+                <w:rFonts w:ascii="Segoe UI" w:hAnsi="Segoe UI"/>
+                <w:color w:val="374151"/>
+                <w:sz w:val="18"/>
+              </w:rPr>
+              <w:t>Verify order sync capacity on Basic accounts.</w:t>
+            </w:r>
+          </w:p>
+        </w:tc>
+        <w:tc>
+          <w:tcPr>
+            <w:tcW w:type="dxa" w:w="1872"/>
+            <w:shd w:fill="F9FAFB"/>
+            <w:tcMar>
+              <w:top w:w="100" w:type="dxa"/>
+              <w:bottom w:w="100" w:type="dxa"/>
+              <w:left w:w="150" w:type="dxa"/>
+              <w:right w:w="150" w:type="dxa"/>
+            </w:tcMar>
+          </w:tcPr>
+          <w:p>
+            <w:r>
+              <w:rPr>
+                <w:rFonts w:ascii="Segoe UI" w:hAnsi="Segoe UI"/>
+                <w:color w:val="374151"/>
+                <w:sz w:val="18"/>
+              </w:rPr>
+              <w:t>System allows up to 1,000 order syncs monthly, enabling spooled document print queues.</w:t>
+            </w:r>
+          </w:p>
+        </w:tc>
+        <w:tc>
+          <w:tcPr>
+            <w:tcW w:type="dxa" w:w="1872"/>
+            <w:shd w:fill="F9FAFB"/>
             <w:tcMar>
               <w:top w:w="100" w:type="dxa"/>
               <w:bottom w:w="100" w:type="dxa"/>
@@ -2233,6 +2457,118 @@
           </w:p>
         </w:tc>
       </w:tr>
+      <w:tr>
+        <w:tc>
+          <w:tcPr>
+            <w:tcW w:type="dxa" w:w="1872"/>
+            <w:shd w:fill="F9FAFB"/>
+            <w:tcMar>
+              <w:top w:w="100" w:type="dxa"/>
+              <w:bottom w:w="100" w:type="dxa"/>
+              <w:left w:w="150" w:type="dxa"/>
+              <w:right w:w="150" w:type="dxa"/>
+            </w:tcMar>
+          </w:tcPr>
+          <w:p>
+            <w:r>
+              <w:rPr>
+                <w:rFonts w:ascii="Segoe UI" w:hAnsi="Segoe UI"/>
+                <w:color w:val="374151"/>
+                <w:sz w:val="18"/>
+              </w:rPr>
+              <w:t>**TC-ADV-06**</w:t>
+            </w:r>
+          </w:p>
+        </w:tc>
+        <w:tc>
+          <w:tcPr>
+            <w:tcW w:type="dxa" w:w="1872"/>
+            <w:shd w:fill="F9FAFB"/>
+            <w:tcMar>
+              <w:top w:w="100" w:type="dxa"/>
+              <w:bottom w:w="100" w:type="dxa"/>
+              <w:left w:w="150" w:type="dxa"/>
+              <w:right w:w="150" w:type="dxa"/>
+            </w:tcMar>
+          </w:tcPr>
+          <w:p>
+            <w:r>
+              <w:rPr>
+                <w:rFonts w:ascii="Segoe UI" w:hAnsi="Segoe UI"/>
+                <w:color w:val="374151"/>
+                <w:sz w:val="18"/>
+              </w:rPr>
+              <w:t>Order Processing Cap</w:t>
+            </w:r>
+          </w:p>
+        </w:tc>
+        <w:tc>
+          <w:tcPr>
+            <w:tcW w:type="dxa" w:w="1872"/>
+            <w:shd w:fill="F9FAFB"/>
+            <w:tcMar>
+              <w:top w:w="100" w:type="dxa"/>
+              <w:bottom w:w="100" w:type="dxa"/>
+              <w:left w:w="150" w:type="dxa"/>
+              <w:right w:w="150" w:type="dxa"/>
+            </w:tcMar>
+          </w:tcPr>
+          <w:p>
+            <w:r>
+              <w:rPr>
+                <w:rFonts w:ascii="Segoe UI" w:hAnsi="Segoe UI"/>
+                <w:color w:val="374151"/>
+                <w:sz w:val="18"/>
+              </w:rPr>
+              <w:t>Verify order sync capacity on Advance accounts.</w:t>
+            </w:r>
+          </w:p>
+        </w:tc>
+        <w:tc>
+          <w:tcPr>
+            <w:tcW w:type="dxa" w:w="1872"/>
+            <w:shd w:fill="F9FAFB"/>
+            <w:tcMar>
+              <w:top w:w="100" w:type="dxa"/>
+              <w:bottom w:w="100" w:type="dxa"/>
+              <w:left w:w="150" w:type="dxa"/>
+              <w:right w:w="150" w:type="dxa"/>
+            </w:tcMar>
+          </w:tcPr>
+          <w:p>
+            <w:r>
+              <w:rPr>
+                <w:rFonts w:ascii="Segoe UI" w:hAnsi="Segoe UI"/>
+                <w:color w:val="374151"/>
+                <w:sz w:val="18"/>
+              </w:rPr>
+              <w:t>System supports unlimited multi-channel order processing and real-time print spooling.</w:t>
+            </w:r>
+          </w:p>
+        </w:tc>
+        <w:tc>
+          <w:tcPr>
+            <w:tcW w:type="dxa" w:w="1872"/>
+            <w:shd w:fill="F9FAFB"/>
+            <w:tcMar>
+              <w:top w:w="100" w:type="dxa"/>
+              <w:bottom w:w="100" w:type="dxa"/>
+              <w:left w:w="150" w:type="dxa"/>
+              <w:right w:w="150" w:type="dxa"/>
+            </w:tcMar>
+          </w:tcPr>
+          <w:p>
+            <w:r>
+              <w:rPr>
+                <w:rFonts w:ascii="Segoe UI" w:hAnsi="Segoe UI"/>
+                <w:color w:val="374151"/>
+                <w:sz w:val="18"/>
+              </w:rPr>
+              <w:t>Pending</w:t>
+            </w:r>
+          </w:p>
+        </w:tc>
+      </w:tr>
     </w:tbl>
     <w:p/>
     <w:p>
